--- a/05_ReLoop_Utensil/YunusCompetition/ReLoop_Official_Proposal_ID.docx
+++ b/05_ReLoop_Utensil/YunusCompetition/ReLoop_Official_Proposal_ID.docx
@@ -196,7 +196,308 @@
           <w:sz w:val="24"/>
           <w:szCs w:val="24"/>
         </w:rPr>
-        <w:t xml:space="preserve">Sistem keanggotaan dan biaya vendor B2B memastikan kemandirian finansial Proyek pilot Fase 0 menunjukkan ROI dalam 107 hari.</w:t>
+        <w:t xml:space="preserve">Model skala ganda kami memastikan kelayakan segera dan skalabilitas masa depan:</w:t>
+      </w:r>
+    </w:p>
+    <w:tbl>
+      <w:tblPr>
+        <w:tblW w:type="pct" w:w="100%"/>
+        <w:tblBorders>
+          <w:top w:val="single" w:color="auto" w:sz="4"/>
+          <w:left w:val="single" w:color="auto" w:sz="4"/>
+          <w:bottom w:val="single" w:color="auto" w:sz="4"/>
+          <w:right w:val="single" w:color="auto" w:sz="4"/>
+          <w:insideH w:val="single" w:color="auto" w:sz="4"/>
+          <w:insideV w:val="single" w:color="auto" w:sz="4"/>
+        </w:tblBorders>
+      </w:tblPr>
+      <w:tblGrid>
+        <w:gridCol w:w="100"/>
+        <w:gridCol w:w="100"/>
+        <w:gridCol w:w="100"/>
+        <w:gridCol w:w="100"/>
+      </w:tblGrid>
+      <w:tr>
+        <w:tc>
+          <w:tcPr>
+            <w:shd w:color="1A3C5E" w:val="solid"/>
+          </w:tcPr>
+          <w:p>
+            <w:pPr>
+              <w:jc w:val="center"/>
+            </w:pPr>
+            <w:r>
+              <w:rPr>
+                <w:rFonts w:ascii="Calibri" w:cs="Calibri" w:eastAsia="Calibri" w:hAnsi="Calibri"/>
+                <w:b/>
+                <w:bCs/>
+                <w:sz w:val="20"/>
+                <w:szCs w:val="20"/>
+              </w:rPr>
+              <w:t xml:space="preserve">Porsi / Hari</w:t>
+            </w:r>
+          </w:p>
+        </w:tc>
+        <w:tc>
+          <w:tcPr>
+            <w:shd w:color="1A3C5E" w:val="solid"/>
+          </w:tcPr>
+          <w:p>
+            <w:pPr>
+              <w:jc w:val="center"/>
+            </w:pPr>
+            <w:r>
+              <w:rPr>
+                <w:rFonts w:ascii="Calibri" w:cs="Calibri" w:eastAsia="Calibri" w:hAnsi="Calibri"/>
+                <w:b/>
+                <w:bCs/>
+                <w:sz w:val="20"/>
+                <w:szCs w:val="20"/>
+              </w:rPr>
+              <w:t xml:space="preserve">Sekali Pakai (Total)</w:t>
+            </w:r>
+          </w:p>
+        </w:tc>
+        <w:tc>
+          <w:tcPr>
+            <w:shd w:color="1A3C5E" w:val="solid"/>
+          </w:tcPr>
+          <w:p>
+            <w:pPr>
+              <w:jc w:val="center"/>
+            </w:pPr>
+            <w:r>
+              <w:rPr>
+                <w:rFonts w:ascii="Calibri" w:cs="Calibri" w:eastAsia="Calibri" w:hAnsi="Calibri"/>
+                <w:b/>
+                <w:bCs/>
+                <w:sz w:val="20"/>
+                <w:szCs w:val="20"/>
+              </w:rPr>
+              <w:t xml:space="preserve">Layanan ReLoop</w:t>
+            </w:r>
+          </w:p>
+        </w:tc>
+        <w:tc>
+          <w:tcPr>
+            <w:shd w:color="1A3C5E" w:val="solid"/>
+          </w:tcPr>
+          <w:p>
+            <w:pPr>
+              <w:jc w:val="center"/>
+            </w:pPr>
+            <w:r>
+              <w:rPr>
+                <w:rFonts w:ascii="Calibri" w:cs="Calibri" w:eastAsia="Calibri" w:hAnsi="Calibri"/>
+                <w:b/>
+                <w:bCs/>
+                <w:sz w:val="20"/>
+                <w:szCs w:val="20"/>
+              </w:rPr>
+              <w:t xml:space="preserve">Penghematan Harian</w:t>
+            </w:r>
+          </w:p>
+        </w:tc>
+      </w:tr>
+      <w:tr>
+        <w:tc>
+          <w:tcPr>
+            <w:shd w:color="F7FBFA" w:val="solid"/>
+          </w:tcPr>
+          <w:p>
+            <w:r>
+              <w:rPr>
+                <w:rFonts w:ascii="Calibri" w:cs="Calibri" w:eastAsia="Calibri" w:hAnsi="Calibri"/>
+                <w:sz w:val="20"/>
+                <w:szCs w:val="20"/>
+              </w:rPr>
+              <w:t xml:space="preserve">100 (Uji Coba)</w:t>
+            </w:r>
+          </w:p>
+        </w:tc>
+        <w:tc>
+          <w:tcPr>
+            <w:shd w:color="F7FBFA" w:val="solid"/>
+          </w:tcPr>
+          <w:p>
+            <w:r>
+              <w:rPr>
+                <w:rFonts w:ascii="Calibri" w:cs="Calibri" w:eastAsia="Calibri" w:hAnsi="Calibri"/>
+                <w:sz w:val="20"/>
+                <w:szCs w:val="20"/>
+              </w:rPr>
+              <w:t xml:space="preserve">NT$520</w:t>
+            </w:r>
+          </w:p>
+        </w:tc>
+        <w:tc>
+          <w:tcPr>
+            <w:shd w:color="F7FBFA" w:val="solid"/>
+          </w:tcPr>
+          <w:p>
+            <w:r>
+              <w:rPr>
+                <w:rFonts w:ascii="Calibri" w:cs="Calibri" w:eastAsia="Calibri" w:hAnsi="Calibri"/>
+                <w:sz w:val="20"/>
+                <w:szCs w:val="20"/>
+              </w:rPr>
+              <w:t xml:space="preserve">NT$400</w:t>
+            </w:r>
+          </w:p>
+        </w:tc>
+        <w:tc>
+          <w:tcPr>
+            <w:shd w:color="F7FBFA" w:val="solid"/>
+          </w:tcPr>
+          <w:p>
+            <w:r>
+              <w:rPr>
+                <w:rFonts w:ascii="Calibri" w:cs="Calibri" w:eastAsia="Calibri" w:hAnsi="Calibri"/>
+                <w:sz w:val="20"/>
+                <w:szCs w:val="20"/>
+              </w:rPr>
+              <w:t xml:space="preserve">NT$120 💰</w:t>
+            </w:r>
+          </w:p>
+        </w:tc>
+      </w:tr>
+      <w:tr>
+        <w:tc>
+          <w:tcPr>
+            <w:shd w:color="FFFFFF" w:val="solid"/>
+          </w:tcPr>
+          <w:p>
+            <w:r>
+              <w:rPr>
+                <w:rFonts w:ascii="Calibri" w:cs="Calibri" w:eastAsia="Calibri" w:hAnsi="Calibri"/>
+                <w:sz w:val="20"/>
+                <w:szCs w:val="20"/>
+              </w:rPr>
+              <w:t xml:space="preserve">1.000 (Skala)</w:t>
+            </w:r>
+          </w:p>
+        </w:tc>
+        <w:tc>
+          <w:tcPr>
+            <w:shd w:color="FFFFFF" w:val="solid"/>
+          </w:tcPr>
+          <w:p>
+            <w:r>
+              <w:rPr>
+                <w:rFonts w:ascii="Calibri" w:cs="Calibri" w:eastAsia="Calibri" w:hAnsi="Calibri"/>
+                <w:sz w:val="20"/>
+                <w:szCs w:val="20"/>
+              </w:rPr>
+              <w:t xml:space="preserve">NT$5.200</w:t>
+            </w:r>
+          </w:p>
+        </w:tc>
+        <w:tc>
+          <w:tcPr>
+            <w:shd w:color="FFFFFF" w:val="solid"/>
+          </w:tcPr>
+          <w:p>
+            <w:r>
+              <w:rPr>
+                <w:rFonts w:ascii="Calibri" w:cs="Calibri" w:eastAsia="Calibri" w:hAnsi="Calibri"/>
+                <w:sz w:val="20"/>
+                <w:szCs w:val="20"/>
+              </w:rPr>
+              <w:t xml:space="preserve">NT$4.000</w:t>
+            </w:r>
+          </w:p>
+        </w:tc>
+        <w:tc>
+          <w:tcPr>
+            <w:shd w:color="FFFFFF" w:val="solid"/>
+          </w:tcPr>
+          <w:p>
+            <w:r>
+              <w:rPr>
+                <w:rFonts w:ascii="Calibri" w:cs="Calibri" w:eastAsia="Calibri" w:hAnsi="Calibri"/>
+                <w:sz w:val="20"/>
+                <w:szCs w:val="20"/>
+              </w:rPr>
+              <w:t xml:space="preserve">NT$1.200 🚀</w:t>
+            </w:r>
+          </w:p>
+        </w:tc>
+      </w:tr>
+      <w:tr>
+        <w:tc>
+          <w:tcPr>
+            <w:shd w:color="F7FBFA" w:val="solid"/>
+          </w:tcPr>
+          <w:p>
+            <w:r>
+              <w:rPr>
+                <w:rFonts w:ascii="Calibri" w:cs="Calibri" w:eastAsia="Calibri" w:hAnsi="Calibri"/>
+                <w:sz w:val="20"/>
+                <w:szCs w:val="20"/>
+              </w:rPr>
+              <w:t xml:space="preserve">Tahunan (300h)</w:t>
+            </w:r>
+          </w:p>
+        </w:tc>
+        <w:tc>
+          <w:tcPr>
+            <w:shd w:color="F7FBFA" w:val="solid"/>
+          </w:tcPr>
+          <w:p>
+            <w:r>
+              <w:rPr>
+                <w:rFonts w:ascii="Calibri" w:cs="Calibri" w:eastAsia="Calibri" w:hAnsi="Calibri"/>
+                <w:sz w:val="20"/>
+                <w:szCs w:val="20"/>
+              </w:rPr>
+              <w:t xml:space="preserve">NT$1,56jt</w:t>
+            </w:r>
+          </w:p>
+        </w:tc>
+        <w:tc>
+          <w:tcPr>
+            <w:shd w:color="F7FBFA" w:val="solid"/>
+          </w:tcPr>
+          <w:p>
+            <w:r>
+              <w:rPr>
+                <w:rFonts w:ascii="Calibri" w:cs="Calibri" w:eastAsia="Calibri" w:hAnsi="Calibri"/>
+                <w:sz w:val="20"/>
+                <w:szCs w:val="20"/>
+              </w:rPr>
+              <w:t xml:space="preserve">NT$1,2jt</w:t>
+            </w:r>
+          </w:p>
+        </w:tc>
+        <w:tc>
+          <w:tcPr>
+            <w:shd w:color="F7FBFA" w:val="solid"/>
+          </w:tcPr>
+          <w:p>
+            <w:r>
+              <w:rPr>
+                <w:rFonts w:ascii="Calibri" w:cs="Calibri" w:eastAsia="Calibri" w:hAnsi="Calibri"/>
+                <w:sz w:val="20"/>
+                <w:szCs w:val="20"/>
+              </w:rPr>
+              <w:t xml:space="preserve">NT$360rb 🥇</w:t>
+            </w:r>
+          </w:p>
+        </w:tc>
+      </w:tr>
+    </w:tbl>
+    <w:p>
+      <w:pPr>
+        <w:spacing w:after="80" w:before="80" w:line="360"/>
+        <w:jc w:val="left"/>
+      </w:pPr>
+      <w:r>
+        <w:rPr>
+          <w:rFonts w:ascii="Calibri" w:cs="Calibri" w:eastAsia="Calibri" w:hAnsi="Calibri"/>
+          <w:sz w:val="24"/>
+          <w:szCs w:val="24"/>
+        </w:rPr>
+        <w:t xml:space="preserve">Proyek pilot Fase 0 di NQU menunjukkan periode balik modal 107 hari.</w:t>
       </w:r>
     </w:p>
     <w:p>

--- a/05_ReLoop_Utensil/YunusCompetition/ReLoop_Official_Proposal_ID.docx
+++ b/05_ReLoop_Utensil/YunusCompetition/ReLoop_Official_Proposal_ID.docx
@@ -587,7 +587,7 @@
           <w:sz w:val="24"/>
           <w:szCs w:val="24"/>
         </w:rPr>
-        <w:t xml:space="preserve">Internal Rate of Return (IRR) sebesar 42%. Strategi ekspansi bertahap dari Fase 0 ke Fase 1.</w:t>
+        <w:t xml:space="preserve">Internal Rate of Return (IRR) sebesar 42% dengan periode balik modal 1,2 tahun menggunakan standar upah NT$196/jam. Strategi ekspansi bertahap dari Fase 0 ke Fase 1.</w:t>
       </w:r>
     </w:p>
     <w:p>
